--- a/ansible/Ansible.docx
+++ b/ansible/Ansible.docx
@@ -7,6 +7,9 @@
         <w:br/>
       </w:r>
       <w:r>
+        <w:rPr>
+          <w:noProof/>
+        </w:rPr>
         <w:drawing>
           <wp:inline distT="0" distB="0" distL="0" distR="0" wp14:anchorId="3B9D25C9" wp14:editId="573140B0">
             <wp:extent cx="5731510" cy="1438275"/>
@@ -47,6 +50,9 @@
     <w:p/>
     <w:p>
       <w:r>
+        <w:rPr>
+          <w:noProof/>
+        </w:rPr>
         <w:drawing>
           <wp:inline distT="0" distB="0" distL="0" distR="0" wp14:anchorId="4B92F0B0" wp14:editId="355FE489">
             <wp:extent cx="5731510" cy="2307590"/>
@@ -88,13 +94,63 @@
       </w:r>
       <w:r>
         <w:br/>
-      </w:r>
-      <w:r>
+        <w:t>Deploy</w:t>
+      </w:r>
+      <w:r>
+        <w:br/>
+      </w:r>
+      <w:r>
+        <w:drawing>
+          <wp:inline distT="0" distB="0" distL="0" distR="0" wp14:anchorId="7FE6D131" wp14:editId="1BE375F6">
+            <wp:extent cx="4174490" cy="3139886"/>
+            <wp:effectExtent l="0" t="0" r="3810" b="0"/>
+            <wp:docPr id="1822441867" name="Picture 1"/>
+            <wp:cNvGraphicFramePr>
+              <a:graphicFrameLocks xmlns:a="http://schemas.openxmlformats.org/drawingml/2006/main" noChangeAspect="1"/>
+            </wp:cNvGraphicFramePr>
+            <a:graphic xmlns:a="http://schemas.openxmlformats.org/drawingml/2006/main">
+              <a:graphicData uri="http://schemas.openxmlformats.org/drawingml/2006/picture">
+                <pic:pic xmlns:pic="http://schemas.openxmlformats.org/drawingml/2006/picture">
+                  <pic:nvPicPr>
+                    <pic:cNvPr id="1822441867" name=""/>
+                    <pic:cNvPicPr/>
+                  </pic:nvPicPr>
+                  <pic:blipFill>
+                    <a:blip r:embed="rId6"/>
+                    <a:stretch>
+                      <a:fillRect/>
+                    </a:stretch>
+                  </pic:blipFill>
+                  <pic:spPr>
+                    <a:xfrm>
+                      <a:off x="0" y="0"/>
+                      <a:ext cx="4202177" cy="3160711"/>
+                    </a:xfrm>
+                    <a:prstGeom prst="rect">
+                      <a:avLst/>
+                    </a:prstGeom>
+                  </pic:spPr>
+                </pic:pic>
+              </a:graphicData>
+            </a:graphic>
+          </wp:inline>
+        </w:drawing>
+      </w:r>
+      <w:r>
+        <w:br/>
+      </w:r>
+      <w:r>
+        <w:br/>
+      </w:r>
+      <w:r>
+        <w:rPr>
+          <w:noProof/>
+        </w:rPr>
         <w:lastRenderedPageBreak/>
         <w:drawing>
-          <wp:inline distT="0" distB="0" distL="0" distR="0" wp14:anchorId="591551E8" wp14:editId="4E7851E9">
-            <wp:extent cx="5731510" cy="4561205"/>
-            <wp:effectExtent l="0" t="0" r="0" b="0"/>
+          <wp:inline distT="0" distB="0" distL="0" distR="0" wp14:anchorId="591551E8" wp14:editId="7FEA08E7">
+            <wp:extent cx="4174754" cy="3322320"/>
+            <wp:effectExtent l="0" t="0" r="3810" b="5080"/>
             <wp:docPr id="105916025" name="Picture 1"/>
             <wp:cNvGraphicFramePr>
               <a:graphicFrameLocks xmlns:a="http://schemas.openxmlformats.org/drawingml/2006/main" noChangeAspect="1"/>
@@ -107,7 +163,7 @@
                     <pic:cNvPicPr/>
                   </pic:nvPicPr>
                   <pic:blipFill>
-                    <a:blip r:embed="rId6"/>
+                    <a:blip r:embed="rId7"/>
                     <a:stretch>
                       <a:fillRect/>
                     </a:stretch>
@@ -115,7 +171,7 @@
                   <pic:spPr>
                     <a:xfrm>
                       <a:off x="0" y="0"/>
-                      <a:ext cx="5731510" cy="4561205"/>
+                      <a:ext cx="4198250" cy="3341019"/>
                     </a:xfrm>
                     <a:prstGeom prst="rect">
                       <a:avLst/>
@@ -137,12 +193,21 @@
         <w:br/>
       </w:r>
       <w:r>
+        <w:br/>
+      </w:r>
+      <w:r>
+        <w:br/>
+      </w:r>
+      <w:r>
         <w:t>Undeployed</w:t>
       </w:r>
       <w:r>
         <w:br/>
       </w:r>
       <w:r>
+        <w:rPr>
+          <w:noProof/>
+        </w:rPr>
         <w:drawing>
           <wp:inline distT="0" distB="0" distL="0" distR="0" wp14:anchorId="63E0E7E1" wp14:editId="675BF689">
             <wp:extent cx="5192281" cy="3362960"/>
@@ -159,7 +224,7 @@
                     <pic:cNvPicPr/>
                   </pic:nvPicPr>
                   <pic:blipFill>
-                    <a:blip r:embed="rId7"/>
+                    <a:blip r:embed="rId8"/>
                     <a:stretch>
                       <a:fillRect/>
                     </a:stretch>
@@ -185,6 +250,9 @@
     </w:p>
     <w:p>
       <w:r>
+        <w:rPr>
+          <w:noProof/>
+        </w:rPr>
         <w:lastRenderedPageBreak/>
         <w:drawing>
           <wp:inline distT="0" distB="0" distL="0" distR="0" wp14:anchorId="4A62EC61" wp14:editId="3636E628">
@@ -202,7 +270,7 @@
                     <pic:cNvPicPr/>
                   </pic:nvPicPr>
                   <pic:blipFill>
-                    <a:blip r:embed="rId8"/>
+                    <a:blip r:embed="rId9"/>
                     <a:stretch>
                       <a:fillRect/>
                     </a:stretch>
